--- a/teaching/cs624-automata-theory-logic-verification-spring-2026/CSCI-624 Automata Theory, Logic, and Formal Verification- J. Deshmukh Syllabus - Fixed.docx
+++ b/teaching/cs624-automata-theory-logic-verification-spring-2026/CSCI-624 Automata Theory, Logic, and Formal Verification- J. Deshmukh Syllabus - Fixed.docx
@@ -4014,7 +4014,9 @@
           <w:p>
             <w:pPr>
               <w:rPr>
+                <w:rFonts w:cstheme="minorBidi"/>
                 <w:bCs/>
+                <w:lang w:bidi="mr-IN"/>
               </w:rPr>
             </w:pPr>
             <w:r>
